--- a/word_reports/LP_0348_위치_132_The Manhattans_Greatest H.docx
+++ b/word_reports/LP_0348_위치_132_The Manhattans_Greatest H.docx
@@ -4,7 +4,7 @@
   <w:body>
     <w:p>
       <w:pPr>
-        <w:spacing w:after="280"/>
+        <w:spacing w:after="80"/>
       </w:pPr>
       <w:r>
         <w:rPr w:rFonts="맑은 고딕">
@@ -13,94 +13,47 @@
           <w:color w:val="1E3A8A"/>
           <w:sz w:val="30"/>
         </w:rPr>
-        <w:t>[132] The Manhattans - Greatest Hits</w:t>
+        <w:t>The Manhattans (맨해튼) - Greatest Hits</w:t>
       </w:r>
     </w:p>
     <w:p>
       <w:pPr>
-        <w:spacing w:after="320"/>
+        <w:spacing w:after="240"/>
       </w:pPr>
       <w:r>
         <w:rPr w:rFonts="맑은 고딕">
           <w:rFonts w:ascii="맑은 고딕" w:hAnsi="맑은 고딕" w:eastAsia="맑은 고딕"/>
           <w:b/>
-          <w:sz w:val="20"/>
+          <w:color w:val="4B5563"/>
+          <w:sz w:val="22"/>
         </w:rPr>
-        <w:t>■ 위치 : 132</w:t>
-        <w:br/>
-      </w:r>
-      <w:r>
-        <w:rPr w:rFonts="맑은 고딕">
-          <w:rFonts w:ascii="맑은 고딕" w:hAnsi="맑은 고딕" w:eastAsia="맑은 고딕"/>
-          <w:b/>
-          <w:sz w:val="20"/>
-        </w:rPr>
-        <w:t>■ 아티스트 : The Manhattans</w:t>
-        <w:br/>
-      </w:r>
-      <w:r>
-        <w:rPr w:rFonts="맑은 고딕">
-          <w:rFonts w:ascii="맑은 고딕" w:hAnsi="맑은 고딕" w:eastAsia="맑은 고딕"/>
-          <w:b/>
-          <w:sz w:val="20"/>
-        </w:rPr>
-        <w:t>■ 앨범명 : Greatest Hits</w:t>
-        <w:br/>
-      </w:r>
-      <w:r>
-        <w:rPr w:rFonts="맑은 고딕">
-          <w:rFonts w:ascii="맑은 고딕" w:hAnsi="맑은 고딕" w:eastAsia="맑은 고딕"/>
-          <w:b w:val="0"/>
-          <w:sz w:val="20"/>
-        </w:rPr>
-        <w:t>■ 음반 레이블 : Columbia Records</w:t>
-        <w:br/>
-      </w:r>
-      <w:r>
-        <w:rPr w:rFonts="맑은 고딕">
-          <w:rFonts w:ascii="맑은 고딕" w:hAnsi="맑은 고딕" w:eastAsia="맑은 고딕"/>
-          <w:b w:val="0"/>
-          <w:sz w:val="20"/>
-        </w:rPr>
-        <w:t>■ 발매년도 : 1980</w:t>
-        <w:br/>
-      </w:r>
-      <w:r>
-        <w:rPr w:rFonts="맑은 고딕">
-          <w:rFonts w:ascii="맑은 고딕" w:hAnsi="맑은 고딕" w:eastAsia="맑은 고딕"/>
-          <w:b w:val="0"/>
-          <w:sz w:val="20"/>
-        </w:rPr>
-        <w:t>■ 장르 : 스위트 소울 (Sweet Soul), R&amp;B, 콰이어트 스톰 (Quiet Storm)</w:t>
-        <w:br/>
-      </w:r>
-      <w:r>
-        <w:rPr w:rFonts="맑은 고딕">
-          <w:rFonts w:ascii="맑은 고딕" w:hAnsi="맑은 고딕" w:eastAsia="맑은 고딕"/>
-          <w:b w:val="0"/>
-          <w:sz w:val="20"/>
-        </w:rPr>
-        <w:t>■ 주요 수록곡 : Kiss and Say Goodbye, Shining Star, There's No Me Without You, It's Gonna Take a Miracle, Hurt, Don't Take Your Love</w:t>
-        <w:br/>
+        <w:t>위치 :  132</w:t>
       </w:r>
     </w:p>
     <w:p>
       <w:pPr>
-        <w:spacing w:after="160"/>
+        <w:spacing w:line="324" w:lineRule="auto" w:before="80" w:after="160"/>
       </w:pPr>
       <w:r>
         <w:rPr w:rFonts="맑은 고딕">
           <w:rFonts w:ascii="맑은 고딕" w:hAnsi="맑은 고딕" w:eastAsia="맑은 고딕"/>
           <w:b/>
           <w:color w:val="1F2937"/>
-          <w:sz w:val="24"/>
+          <w:sz w:val="22"/>
         </w:rPr>
-        <w:t>■ 음반 해설 및 감상 가이드</w:t>
+        <w:t xml:space="preserve">[음반 소개] </w:t>
+      </w:r>
+      <w:r>
+        <w:rPr w:rFonts="맑은 고딕">
+          <w:rFonts w:ascii="맑은 고딕" w:hAnsi="맑은 고딕" w:eastAsia="맑은 고딕"/>
+          <w:b w:val="0"/>
+          <w:sz w:val="21"/>
+        </w:rPr>
       </w:r>
     </w:p>
     <w:p>
       <w:pPr>
-        <w:spacing w:line="312" w:lineRule="auto" w:after="120"/>
+        <w:spacing w:line="324" w:lineRule="auto" w:after="120"/>
       </w:pPr>
       <w:r>
         <w:rPr w:rFonts="맑은 고딕">
@@ -108,51 +61,516 @@
           <w:b w:val="0"/>
           <w:sz w:val="21"/>
         </w:rPr>
-        <w:t>더 맨해튼스(The Manhattans)는 1970년대와 80년대를 풍미하며 세련된 스위트 소울(Sweet Soul)과 콰이어트 스톰 장르의 정점을 보여준 미국의 전설적인 남성 보컬 그룹입니다. 컬럼비아 레코드를 통해 1980년에 발매된 본 [Greatest Hits] 음반은 이들이 황금기에 남긴 음악적 성취와 감성적 정수를 한데 모은 명반입니다. 도시적인 우아함과 깊은 서정성을 지닌 이들의 음악은 세월이 흘러도 변치 않는 낭만을 전해줍니다.</w:t>
+        <w:t>황혼이 깃든 도심의 밤거리처럼 그윽하고 애수 어린 화음으로 반세기가 넘도록 전 세계 음악 애호가들의 심금을 울려온 맨해튼의 정수가 오롯이 응축된 명반입니다. 1960년대 두왑의 고전적 미학에서 출발하여 1970~80년대 필리 소울과 어덜트 컨템퍼러리 R&amp;B의 정점으로 진화한 이들의 발자취는 낭만주의 팝 보컬의 찬란한 금자탑이라 평할 만합니다. 제럴드 알스턴의 비단결 같은 감미로운 리드 보컬과 윈프레드 러벳의 중후한 내레이션이 빚어내는 극적인 조화는, 단순한 대중음악을 넘어 한 편의 서정시를 마주하는 듯한 숭고한 감동을 선사합니다. 세월이 흘러도 바래지 않는 멜로디의 품격과 아날로그 감성의 온기를 온전히 품고 있는 이 음반은 소울 발라드의 진정한 클래식이 무엇인지를 여실히 증명합니다.</w:t>
       </w:r>
     </w:p>
     <w:p>
       <w:pPr>
-        <w:spacing w:line="312" w:lineRule="auto" w:after="120"/>
+        <w:spacing w:line="324" w:lineRule="auto" w:before="200" w:after="80"/>
       </w:pPr>
+      <w:r>
+        <w:rPr w:rFonts="맑은 고딕">
+          <w:rFonts w:ascii="맑은 고딕" w:hAnsi="맑은 고딕" w:eastAsia="맑은 고딕"/>
+          <w:b/>
+          <w:color w:val="1E3A8A"/>
+          <w:sz w:val="24"/>
+        </w:rPr>
+        <w:t>1. 음반 데이터</w:t>
+      </w:r>
+    </w:p>
+    <w:p>
+      <w:pPr>
+        <w:spacing w:line="324" w:lineRule="auto" w:after="80"/>
+      </w:pPr>
+      <w:r>
+        <w:rPr w:rFonts="맑은 고딕">
+          <w:rFonts w:ascii="맑은 고딕" w:hAnsi="맑은 고딕" w:eastAsia="맑은 고딕"/>
+          <w:b w:val="0"/>
+          <w:color w:val="6B7280"/>
+          <w:sz w:val="21"/>
+        </w:rPr>
+        <w:t xml:space="preserve">· </w:t>
+      </w:r>
+      <w:r>
+        <w:rPr w:rFonts="맑은 고딕">
+          <w:rFonts w:ascii="맑은 고딕" w:hAnsi="맑은 고딕" w:eastAsia="맑은 고딕"/>
+          <w:b/>
+          <w:color w:val="1F2937"/>
+          <w:sz w:val="21"/>
+        </w:rPr>
+        <w:t xml:space="preserve">앨범명: </w:t>
+      </w:r>
       <w:r>
         <w:rPr w:rFonts="맑은 고딕">
           <w:rFonts w:ascii="맑은 고딕" w:hAnsi="맑은 고딕" w:eastAsia="맑은 고딕"/>
           <w:b w:val="0"/>
           <w:sz w:val="21"/>
         </w:rPr>
-        <w:t>음악적으로 이 음반은 멤버 '블루(Winfred "Blue" Lovett)'의 나지막하고 매혹적인 로우 톤 내레이션과, 리드 보컬 제럴드 알스턴(Gerald Alston)의 비단처럼 부드럽고 호소력 짙은 테너 음색이 이루는 완벽한 대조가 특징입니다. 여기에 정교하게 쌓아 올린 가성 하모니와 유려한 현악 편곡, 절제된 리듬 섹션이 어우러져 스위트 소울이 도달할 수 있는 가장 우아한 형태의 사운드를 완성해 냅니다.</w:t>
+        <w:t>Greatest Hits</w:t>
       </w:r>
     </w:p>
     <w:p>
       <w:pPr>
-        <w:spacing w:line="312" w:lineRule="auto" w:after="120"/>
+        <w:spacing w:line="324" w:lineRule="auto" w:after="80"/>
       </w:pPr>
+      <w:r>
+        <w:rPr w:rFonts="맑은 고딕">
+          <w:rFonts w:ascii="맑은 고딕" w:hAnsi="맑은 고딕" w:eastAsia="맑은 고딕"/>
+          <w:b w:val="0"/>
+          <w:color w:val="6B7280"/>
+          <w:sz w:val="21"/>
+        </w:rPr>
+        <w:t xml:space="preserve">· </w:t>
+      </w:r>
+      <w:r>
+        <w:rPr w:rFonts="맑은 고딕">
+          <w:rFonts w:ascii="맑은 고딕" w:hAnsi="맑은 고딕" w:eastAsia="맑은 고딕"/>
+          <w:b/>
+          <w:color w:val="1F2937"/>
+          <w:sz w:val="21"/>
+        </w:rPr>
+        <w:t xml:space="preserve">아티스트: </w:t>
+      </w:r>
       <w:r>
         <w:rPr w:rFonts="맑은 고딕">
           <w:rFonts w:ascii="맑은 고딕" w:hAnsi="맑은 고딕" w:eastAsia="맑은 고딕"/>
           <w:b w:val="0"/>
           <w:sz w:val="21"/>
         </w:rPr>
-        <w:t>수록곡 중 단연 돋보이는 트랙은 1976년 빌보드 핫 100 차트 1위를 기록한 불후의 명곡 "Kiss and Say Goodbye"입니다. 연인과의 애절한 이별을 고하는 도입부 내레이션부터 절정으로 치닫는 감성적인 멜로디는 팝 역사상 가장 아름다운 이별가 중 하나로 꼽힙니다. 또한 1980년 그래미 어워드 수상작이자 감각적인 그루브가 인상적인 "Shining Star", 깊은 낭만을 머금은 "There's No Me Without You"와 "It's Gonna Take a Miracle" 등 수록곡 하나하나가 세련된 완성도를 자랑합니다.</w:t>
+        <w:t>The Manhattans (맨해튼)</w:t>
       </w:r>
     </w:p>
     <w:p>
       <w:pPr>
-        <w:spacing w:line="312" w:lineRule="auto" w:after="120"/>
+        <w:spacing w:line="324" w:lineRule="auto" w:after="80"/>
       </w:pPr>
+      <w:r>
+        <w:rPr w:rFonts="맑은 고딕">
+          <w:rFonts w:ascii="맑은 고딕" w:hAnsi="맑은 고딕" w:eastAsia="맑은 고딕"/>
+          <w:b w:val="0"/>
+          <w:color w:val="6B7280"/>
+          <w:sz w:val="21"/>
+        </w:rPr>
+        <w:t xml:space="preserve">· </w:t>
+      </w:r>
+      <w:r>
+        <w:rPr w:rFonts="맑은 고딕">
+          <w:rFonts w:ascii="맑은 고딕" w:hAnsi="맑은 고딕" w:eastAsia="맑은 고딕"/>
+          <w:b/>
+          <w:color w:val="1F2937"/>
+          <w:sz w:val="21"/>
+        </w:rPr>
+        <w:t xml:space="preserve">발매 정보: </w:t>
+      </w:r>
       <w:r>
         <w:rPr w:rFonts="맑은 고딕">
           <w:rFonts w:ascii="맑은 고딕" w:hAnsi="맑은 고딕" w:eastAsia="맑은 고딕"/>
           <w:b w:val="0"/>
           <w:sz w:val="21"/>
         </w:rPr>
-        <w:t>아날로그 LP로 감상하는 이 음반은 따스하고 두툼한 질감으로 맨해튼스 보컬의 다층적인 레이어를 더욱 입체적으로 들려줍니다. 은은한 조명 아래 턴테이블 바늘이 그려내는 미세한 잔향과 함께 흐르는 이들의 음성은 깊은 밤의 정적을 아름답게 채워줍니다. 소울 뮤직의 고전적 품격과 감동을 완벽히 담아낸 이 베스트 음반은 LP 컬렉터라면 반드시 거쳐야 할 명작입니다.</w:t>
+        <w:t>1980년 컬럼비아 레코드(Columbia Records)를 통해 발매된 본 앨범은, 맨해튼이 메이저 레이블에서 일구어낸 최전성기의 음악적 결실과 불멸의 히트곡들을 한데 엮은 공식 베스트 컴필레이션 LP입니다.</w:t>
+      </w:r>
+    </w:p>
+    <w:p>
+      <w:pPr>
+        <w:spacing w:line="324" w:lineRule="auto" w:after="80"/>
+      </w:pPr>
+      <w:r>
+        <w:rPr w:rFonts="맑은 고딕">
+          <w:rFonts w:ascii="맑은 고딕" w:hAnsi="맑은 고딕" w:eastAsia="맑은 고딕"/>
+          <w:b w:val="0"/>
+          <w:color w:val="6B7280"/>
+          <w:sz w:val="21"/>
+        </w:rPr>
+        <w:t xml:space="preserve">· </w:t>
+      </w:r>
+      <w:r>
+        <w:rPr w:rFonts="맑은 고딕">
+          <w:rFonts w:ascii="맑은 고딕" w:hAnsi="맑은 고딕" w:eastAsia="맑은 고딕"/>
+          <w:b/>
+          <w:color w:val="1F2937"/>
+          <w:sz w:val="21"/>
+        </w:rPr>
+        <w:t xml:space="preserve">LP 인기도(판매량): </w:t>
+      </w:r>
+      <w:r>
+        <w:rPr w:rFonts="맑은 고딕">
+          <w:rFonts w:ascii="맑은 고딕" w:hAnsi="맑은 고딕" w:eastAsia="맑은 고딕"/>
+          <w:b w:val="0"/>
+          <w:sz w:val="21"/>
+        </w:rPr>
+        <w:t>발매 당시 빌보드 R&amp;B 앨범 차트 최상위권에 오르고 빌보드 200 차트에서도 롱런을 기록하였으며, 전 세계적인 스테디셀러로서 미국음반산업협회(RIAA) 골드 및 플래티넘 인증을 획득하며 상업적으로도 눈부신 성공을 거두었습니다.</w:t>
+      </w:r>
+    </w:p>
+    <w:p>
+      <w:pPr>
+        <w:spacing w:line="324" w:lineRule="auto" w:after="80"/>
+      </w:pPr>
+      <w:r>
+        <w:rPr w:rFonts="맑은 고딕">
+          <w:rFonts w:ascii="맑은 고딕" w:hAnsi="맑은 고딕" w:eastAsia="맑은 고딕"/>
+          <w:b w:val="0"/>
+          <w:color w:val="6B7280"/>
+          <w:sz w:val="21"/>
+        </w:rPr>
+        <w:t xml:space="preserve">· </w:t>
+      </w:r>
+      <w:r>
+        <w:rPr w:rFonts="맑은 고딕">
+          <w:rFonts w:ascii="맑은 고딕" w:hAnsi="맑은 고딕" w:eastAsia="맑은 고딕"/>
+          <w:b/>
+          <w:color w:val="1F2937"/>
+          <w:sz w:val="21"/>
+        </w:rPr>
+        <w:t xml:space="preserve">각종 수상경력: </w:t>
+      </w:r>
+      <w:r>
+        <w:rPr w:rFonts="맑은 고딕">
+          <w:rFonts w:ascii="맑은 고딕" w:hAnsi="맑은 고딕" w:eastAsia="맑은 고딕"/>
+          <w:b w:val="0"/>
+          <w:sz w:val="21"/>
+        </w:rPr>
+        <w:t>앨범 수록곡인 'Shining Star'로 1981년 제23회 그래미 어워드(Grammy Awards) '최우수 R&amp;B 듀오/그룹 보컬 퍼포먼스' 상을 수상하였으며, 대표곡 'Kiss and Say Goodbye'는 미국 및 유럽 각국 차트 1위를 석권하며 팝 역사상 가장 위대한 소울 발라드 명곡 중 하나로 공인받았습니다.</w:t>
+      </w:r>
+    </w:p>
+    <w:p>
+      <w:pPr>
+        <w:spacing w:line="324" w:lineRule="auto" w:before="200" w:after="80"/>
+      </w:pPr>
+      <w:r>
+        <w:rPr w:rFonts="맑은 고딕">
+          <w:rFonts w:ascii="맑은 고딕" w:hAnsi="맑은 고딕" w:eastAsia="맑은 고딕"/>
+          <w:b/>
+          <w:color w:val="1E3A8A"/>
+          <w:sz w:val="24"/>
+        </w:rPr>
+        <w:t>2. 아티스트 정보</w:t>
+      </w:r>
+    </w:p>
+    <w:p>
+      <w:pPr>
+        <w:spacing w:line="324" w:lineRule="auto" w:after="80"/>
+      </w:pPr>
+      <w:r>
+        <w:rPr w:rFonts="맑은 고딕">
+          <w:rFonts w:ascii="맑은 고딕" w:hAnsi="맑은 고딕" w:eastAsia="맑은 고딕"/>
+          <w:b w:val="0"/>
+          <w:color w:val="6B7280"/>
+          <w:sz w:val="21"/>
+        </w:rPr>
+        <w:t xml:space="preserve">· </w:t>
+      </w:r>
+      <w:r>
+        <w:rPr w:rFonts="맑은 고딕">
+          <w:rFonts w:ascii="맑은 고딕" w:hAnsi="맑은 고딕" w:eastAsia="맑은 고딕"/>
+          <w:b/>
+          <w:color w:val="1F2937"/>
+          <w:sz w:val="21"/>
+        </w:rPr>
+        <w:t xml:space="preserve">국적: </w:t>
+      </w:r>
+      <w:r>
+        <w:rPr w:rFonts="맑은 고딕">
+          <w:rFonts w:ascii="맑은 고딕" w:hAnsi="맑은 고딕" w:eastAsia="맑은 고딕"/>
+          <w:b w:val="0"/>
+          <w:sz w:val="21"/>
+        </w:rPr>
+        <w:t>미국 (USA)</w:t>
+      </w:r>
+    </w:p>
+    <w:p>
+      <w:pPr>
+        <w:spacing w:line="324" w:lineRule="auto" w:after="80"/>
+      </w:pPr>
+      <w:r>
+        <w:rPr w:rFonts="맑은 고딕">
+          <w:rFonts w:ascii="맑은 고딕" w:hAnsi="맑은 고딕" w:eastAsia="맑은 고딕"/>
+          <w:b w:val="0"/>
+          <w:color w:val="6B7280"/>
+          <w:sz w:val="21"/>
+        </w:rPr>
+        <w:t xml:space="preserve">· </w:t>
+      </w:r>
+      <w:r>
+        <w:rPr w:rFonts="맑은 고딕">
+          <w:rFonts w:ascii="맑은 고딕" w:hAnsi="맑은 고딕" w:eastAsia="맑은 고딕"/>
+          <w:b/>
+          <w:color w:val="1F2937"/>
+          <w:sz w:val="21"/>
+        </w:rPr>
+        <w:t xml:space="preserve">생몰년도: </w:t>
+      </w:r>
+      <w:r>
+        <w:rPr w:rFonts="맑은 고딕">
+          <w:rFonts w:ascii="맑은 고딕" w:hAnsi="맑은 고딕" w:eastAsia="맑은 고딕"/>
+          <w:b w:val="0"/>
+          <w:sz w:val="21"/>
+        </w:rPr>
+        <w:t>1962년 결성 ~ 현재 활동 중</w:t>
+      </w:r>
+    </w:p>
+    <w:p>
+      <w:pPr>
+        <w:spacing w:line="324" w:lineRule="auto" w:after="80"/>
+      </w:pPr>
+      <w:r>
+        <w:rPr w:rFonts="맑은 고딕">
+          <w:rFonts w:ascii="맑은 고딕" w:hAnsi="맑은 고딕" w:eastAsia="맑은 고딕"/>
+          <w:b w:val="0"/>
+          <w:color w:val="6B7280"/>
+          <w:sz w:val="21"/>
+        </w:rPr>
+        <w:t xml:space="preserve">· </w:t>
+      </w:r>
+      <w:r>
+        <w:rPr w:rFonts="맑은 고딕">
+          <w:rFonts w:ascii="맑은 고딕" w:hAnsi="맑은 고딕" w:eastAsia="맑은 고딕"/>
+          <w:b/>
+          <w:color w:val="1F2937"/>
+          <w:sz w:val="21"/>
+        </w:rPr>
+        <w:t xml:space="preserve">그룹 소속: </w:t>
+      </w:r>
+      <w:r>
+        <w:rPr w:rFonts="맑은 고딕">
+          <w:rFonts w:ascii="맑은 고딕" w:hAnsi="맑은 고딕" w:eastAsia="맑은 고딕"/>
+          <w:b w:val="0"/>
+          <w:sz w:val="21"/>
+        </w:rPr>
+        <w:t>5인조 보컬 그룹 (소울/R&amp;B 앙상블)</w:t>
+      </w:r>
+    </w:p>
+    <w:p>
+      <w:pPr>
+        <w:spacing w:line="324" w:lineRule="auto" w:after="80"/>
+      </w:pPr>
+      <w:r>
+        <w:rPr w:rFonts="맑은 고딕">
+          <w:rFonts w:ascii="맑은 고딕" w:hAnsi="맑은 고딕" w:eastAsia="맑은 고딕"/>
+          <w:b w:val="0"/>
+          <w:color w:val="6B7280"/>
+          <w:sz w:val="21"/>
+        </w:rPr>
+        <w:t xml:space="preserve">· </w:t>
+      </w:r>
+      <w:r>
+        <w:rPr w:rFonts="맑은 고딕">
+          <w:rFonts w:ascii="맑은 고딕" w:hAnsi="맑은 고딕" w:eastAsia="맑은 고딕"/>
+          <w:b/>
+          <w:color w:val="1F2937"/>
+          <w:sz w:val="21"/>
+        </w:rPr>
+        <w:t xml:space="preserve">아티스트 소개: </w:t>
+      </w:r>
+      <w:r>
+        <w:rPr w:rFonts="맑은 고딕">
+          <w:rFonts w:ascii="맑은 고딕" w:hAnsi="맑은 고딕" w:eastAsia="맑은 고딕"/>
+          <w:b w:val="0"/>
+          <w:sz w:val="21"/>
+        </w:rPr>
+        <w:t>뉴저지주 저지시티에서 결성된 맨해튼은 달콤하고 세련된 화음 구조를 바탕으로 스위트 소울(Sweet Soul)의 황금기를 이끈 전설적인 보컬 그룹입니다. 베이스 보컬 윈프레드 러벳의 지적인 낭독조 읊조림과 테너 제럴드 알스턴의 유려하고 호소력 짙은 가창이 이루는 완벽한 대위법은 후대 R&amp;B 발라드 그룹들에게 결정적인 음악적 이정표가 되었습니다. 반세기가 넘는 세월 동안 정통 흑인 영가적 뿌리와 유려한 팝 오케스트레이션을 결합하여 대중음악사에 굵직한 족적을 남겼습니다.</w:t>
+      </w:r>
+    </w:p>
+    <w:p>
+      <w:pPr>
+        <w:spacing w:line="324" w:lineRule="auto" w:before="200" w:after="80"/>
+      </w:pPr>
+      <w:r>
+        <w:rPr w:rFonts="맑은 고딕">
+          <w:rFonts w:ascii="맑은 고딕" w:hAnsi="맑은 고딕" w:eastAsia="맑은 고딕"/>
+          <w:b/>
+          <w:color w:val="1E3A8A"/>
+          <w:sz w:val="24"/>
+        </w:rPr>
+        <w:t>3. 음반 상세 분석</w:t>
+      </w:r>
+    </w:p>
+    <w:p>
+      <w:pPr>
+        <w:spacing w:line="324" w:lineRule="auto" w:after="80"/>
+      </w:pPr>
+      <w:r>
+        <w:rPr w:rFonts="맑은 고딕">
+          <w:rFonts w:ascii="맑은 고딕" w:hAnsi="맑은 고딕" w:eastAsia="맑은 고딕"/>
+          <w:b w:val="0"/>
+          <w:color w:val="6B7280"/>
+          <w:sz w:val="21"/>
+        </w:rPr>
+        <w:t xml:space="preserve">· </w:t>
+      </w:r>
+      <w:r>
+        <w:rPr w:rFonts="맑은 고딕">
+          <w:rFonts w:ascii="맑은 고딕" w:hAnsi="맑은 고딕" w:eastAsia="맑은 고딕"/>
+          <w:b/>
+          <w:color w:val="1F2937"/>
+          <w:sz w:val="21"/>
+        </w:rPr>
+        <w:t xml:space="preserve">역사적 위치: </w:t>
+      </w:r>
+      <w:r>
+        <w:rPr w:rFonts="맑은 고딕">
+          <w:rFonts w:ascii="맑은 고딕" w:hAnsi="맑은 고딕" w:eastAsia="맑은 고딕"/>
+          <w:b w:val="0"/>
+          <w:sz w:val="21"/>
+        </w:rPr>
+        <w:t>1970년대 후반 디스코 열풍의 거센 파고 속에서도 정통 보컬 하모니의 서정적 가치를 지켜낸 수작으로 평가받습니다. 컬럼비아 레코드의 풍성한 오케스트레이션 프로덕션과 맨해튼의 원숙한 가창력이 결합하여, 모타운과 필라델피아 소울의 유산을 성숙한 어덜트 컨템퍼러리 사운드로 승화시킨 기념비적인 작품입니다.</w:t>
+      </w:r>
+    </w:p>
+    <w:p>
+      <w:pPr>
+        <w:spacing w:line="324" w:lineRule="auto" w:after="80"/>
+      </w:pPr>
+      <w:r>
+        <w:rPr w:rFonts="맑은 고딕">
+          <w:rFonts w:ascii="맑은 고딕" w:hAnsi="맑은 고딕" w:eastAsia="맑은 고딕"/>
+          <w:b w:val="0"/>
+          <w:color w:val="6B7280"/>
+          <w:sz w:val="21"/>
+        </w:rPr>
+        <w:t xml:space="preserve">· </w:t>
+      </w:r>
+      <w:r>
+        <w:rPr w:rFonts="맑은 고딕">
+          <w:rFonts w:ascii="맑은 고딕" w:hAnsi="맑은 고딕" w:eastAsia="맑은 고딕"/>
+          <w:b/>
+          <w:color w:val="1F2937"/>
+          <w:sz w:val="21"/>
+        </w:rPr>
+        <w:t xml:space="preserve">시대의 흔적(스토리텔링): </w:t>
+      </w:r>
+      <w:r>
+        <w:rPr w:rFonts="맑은 고딕">
+          <w:rFonts w:ascii="맑은 고딕" w:hAnsi="맑은 고딕" w:eastAsia="맑은 고딕"/>
+          <w:b w:val="0"/>
+          <w:sz w:val="21"/>
+        </w:rPr>
+        <w:t>1970~80년대로 넘어가는 아날로그 시절, 라디오 심야 방송에서 흘러나오는 이들의 목소리는 사랑의 열병을 앓던 청춘들의 밤을 위로해 주던 따스한 안식처였습니다. 이별의 아픔마저도 절제된 신사적 품격으로 노래한 사운드는 당시 청년 세대에게 깊은 공감과 낭만적 감수성을 심어주며 시대의 공기를 서정으로 물들였습니다.</w:t>
+      </w:r>
+    </w:p>
+    <w:p>
+      <w:pPr>
+        <w:spacing w:line="324" w:lineRule="auto" w:before="200" w:after="80"/>
+      </w:pPr>
+      <w:r>
+        <w:rPr w:rFonts="맑은 고딕">
+          <w:rFonts w:ascii="맑은 고딕" w:hAnsi="맑은 고딕" w:eastAsia="맑은 고딕"/>
+          <w:b/>
+          <w:color w:val="1E3A8A"/>
+          <w:sz w:val="24"/>
+        </w:rPr>
+        <w:t>4. 주요 수록곡 및 감상 제언</w:t>
+      </w:r>
+    </w:p>
+    <w:p>
+      <w:pPr>
+        <w:spacing w:line="324" w:lineRule="auto" w:after="80"/>
+      </w:pPr>
+      <w:r>
+        <w:rPr w:rFonts="맑은 고딕">
+          <w:rFonts w:ascii="맑은 고딕" w:hAnsi="맑은 고딕" w:eastAsia="맑은 고딕"/>
+          <w:b w:val="0"/>
+          <w:color w:val="6B7280"/>
+          <w:sz w:val="21"/>
+        </w:rPr>
+        <w:t xml:space="preserve">· </w:t>
+      </w:r>
+      <w:r>
+        <w:rPr w:rFonts="맑은 고딕">
+          <w:rFonts w:ascii="맑은 고딕" w:hAnsi="맑은 고딕" w:eastAsia="맑은 고딕"/>
+          <w:b/>
+          <w:color w:val="1F2937"/>
+          <w:sz w:val="21"/>
+        </w:rPr>
+        <w:t xml:space="preserve">주요 수록곡 특징: </w:t>
+      </w:r>
+      <w:r>
+        <w:rPr w:rFonts="맑은 고딕">
+          <w:rFonts w:ascii="맑은 고딕" w:hAnsi="맑은 고딕" w:eastAsia="맑은 고딕"/>
+          <w:b w:val="0"/>
+          <w:sz w:val="21"/>
+        </w:rPr>
+        <w:t>도입부의 나직한 내레이션과 유려한 스트링 편곡으로 심장을 적시는 불멸의 이별 송 'Kiss and Say Goodbye', 눈부신 화음과 세련된 멜로디 라인으로 그래미의 영예를 안겨준 'Shining Star', 그리고 절절한 고백이 돋보이는 'There's No Me Without You'와 'It Feels So Good to Be Loved So Bad' 등 유려한 관현악과 완벽한 화성이 돋보이는 명곡들이 수려하게 수록되어 있습니다.</w:t>
+      </w:r>
+    </w:p>
+    <w:p>
+      <w:pPr>
+        <w:spacing w:line="324" w:lineRule="auto" w:after="80"/>
+      </w:pPr>
+      <w:r>
+        <w:rPr w:rFonts="맑은 고딕">
+          <w:rFonts w:ascii="맑은 고딕" w:hAnsi="맑은 고딕" w:eastAsia="맑은 고딕"/>
+          <w:b w:val="0"/>
+          <w:color w:val="6B7280"/>
+          <w:sz w:val="21"/>
+        </w:rPr>
+        <w:t xml:space="preserve">· </w:t>
+      </w:r>
+      <w:r>
+        <w:rPr w:rFonts="맑은 고딕">
+          <w:rFonts w:ascii="맑은 고딕" w:hAnsi="맑은 고딕" w:eastAsia="맑은 고딕"/>
+          <w:b/>
+          <w:color w:val="1F2937"/>
+          <w:sz w:val="21"/>
+        </w:rPr>
+        <w:t xml:space="preserve">빈티지 감상 제언: </w:t>
+      </w:r>
+      <w:r>
+        <w:rPr w:rFonts="맑은 고딕">
+          <w:rFonts w:ascii="맑은 고딕" w:hAnsi="맑은 고딕" w:eastAsia="맑은 고딕"/>
+          <w:b w:val="0"/>
+          <w:sz w:val="21"/>
+        </w:rPr>
+        <w:t>LP의 그루브를 타고 흐르는 풍성한 중저역의 베이스 보컬과 섬세하게 분리되는 현악 세션은 진공관 앰프 특유의 포근한 배음과 만났을 때 비로소 진가를 발휘합니다. 불을 끄고 은은한 무드 조명 아래 턴테이블 바늘이 얹어지는 순간 전해지는 특유의 질감은 디지털 음원에서는 결코 맛볼 수 없는 아날로그 사운드의 묵직한 공간감과 온기를 선사합니다.</w:t>
+      </w:r>
+    </w:p>
+    <w:p>
+      <w:pPr>
+        <w:spacing w:line="324" w:lineRule="auto" w:after="80"/>
+      </w:pPr>
+      <w:r>
+        <w:rPr w:rFonts="맑은 고딕">
+          <w:rFonts w:ascii="맑은 고딕" w:hAnsi="맑은 고딕" w:eastAsia="맑은 고딕"/>
+          <w:b w:val="0"/>
+          <w:color w:val="6B7280"/>
+          <w:sz w:val="21"/>
+        </w:rPr>
+        <w:t xml:space="preserve">· </w:t>
+      </w:r>
+      <w:r>
+        <w:rPr w:rFonts="맑은 고딕">
+          <w:rFonts w:ascii="맑은 고딕" w:hAnsi="맑은 고딕" w:eastAsia="맑은 고딕"/>
+          <w:b/>
+          <w:color w:val="1F2937"/>
+          <w:sz w:val="21"/>
+        </w:rPr>
+        <w:t xml:space="preserve">소장 가치: </w:t>
+      </w:r>
+      <w:r>
+        <w:rPr w:rFonts="맑은 고딕">
+          <w:rFonts w:ascii="맑은 고딕" w:hAnsi="맑은 고딕" w:eastAsia="맑은 고딕"/>
+          <w:b w:val="0"/>
+          <w:sz w:val="21"/>
+        </w:rPr>
+        <w:t>맨해튼의 황금기 오리지널 마스터 음원을 한 장의 바이닐에 완벽하게 집대성한 앨범으로, 소울과 팝 보컬 음악을 사랑하는 컬렉터라면 반드시 턴테이블 곁에 갖추어야 할 불후의 정규 베스트 명반입니다.</w:t>
+      </w:r>
+    </w:p>
+    <w:p>
+      <w:pPr>
+        <w:spacing w:line="324" w:lineRule="auto" w:after="120" w:before="160"/>
+      </w:pPr>
+      <w:r>
+        <w:rPr w:rFonts="맑은 고딕">
+          <w:rFonts w:ascii="맑은 고딕" w:hAnsi="맑은 고딕" w:eastAsia="맑은 고딕"/>
+          <w:b/>
+          <w:color w:val="4338CA"/>
+          <w:sz w:val="21"/>
+        </w:rPr>
+        <w:t>이 음반을 통해 가슴 저린 노스탤지어와 아날로그 바이닐만이 전해주는 감동을 다시 한번 경험해 보시는 것은 어떨까요?</w:t>
       </w:r>
     </w:p>
     <w:sectPr>
       <w:pgSz w:w="12240" w:h="15840"/>
-      <w:pgMar w:top="1440" w:right="1440" w:bottom="1440" w:left="1440" w:header="720" w:footer="720" w:gutter="0"/>
+      <w:pgMar w:top="1152" w:right="1296" w:bottom="1152" w:left="1296" w:header="720" w:footer="720" w:gutter="0"/>
       <w:cols w:space="720"/>
       <w:docGrid w:linePitch="360"/>
     </w:sectPr>

--- a/word_reports/LP_0348_위치_132_The Manhattans_Greatest H.docx
+++ b/word_reports/LP_0348_위치_132_The Manhattans_Greatest H.docx
@@ -32,7 +32,7 @@
     </w:p>
     <w:p>
       <w:pPr>
-        <w:spacing w:line="324" w:lineRule="auto" w:before="80" w:after="160"/>
+        <w:spacing w:line="324" w:lineRule="auto" w:before="80" w:after="120"/>
       </w:pPr>
       <w:r>
         <w:rPr w:rFonts="맑은 고딕">
@@ -42,13 +42,6 @@
           <w:sz w:val="22"/>
         </w:rPr>
         <w:t xml:space="preserve">[음반 소개] </w:t>
-      </w:r>
-      <w:r>
-        <w:rPr w:rFonts="맑은 고딕">
-          <w:rFonts w:ascii="맑은 고딕" w:hAnsi="맑은 고딕" w:eastAsia="맑은 고딕"/>
-          <w:b w:val="0"/>
-          <w:sz w:val="21"/>
-        </w:rPr>
       </w:r>
     </w:p>
     <w:p>
@@ -61,7 +54,33 @@
           <w:b w:val="0"/>
           <w:sz w:val="21"/>
         </w:rPr>
-        <w:t>황혼이 깃든 도심의 밤거리처럼 그윽하고 애수 어린 화음으로 반세기가 넘도록 전 세계 음악 애호가들의 심금을 울려온 맨해튼의 정수가 오롯이 응축된 명반입니다. 1960년대 두왑의 고전적 미학에서 출발하여 1970~80년대 필리 소울과 어덜트 컨템퍼러리 R&amp;B의 정점으로 진화한 이들의 발자취는 낭만주의 팝 보컬의 찬란한 금자탑이라 평할 만합니다. 제럴드 알스턴의 비단결 같은 감미로운 리드 보컬과 윈프레드 러벳의 중후한 내레이션이 빚어내는 극적인 조화는, 단순한 대중음악을 넘어 한 편의 서정시를 마주하는 듯한 숭고한 감동을 선사합니다. 세월이 흘러도 바래지 않는 멜로디의 품격과 아날로그 감성의 온기를 온전히 품고 있는 이 음반은 소울 발라드의 진정한 클래식이 무엇인지를 여실히 증명합니다.</w:t>
+        <w:t>도시의 번잡함이 잦아들고 짙은 어둠이 창가를 물들일 무렵, 턴테이블의 회전과 함께 흘러나오는 맨해튼(The Manhattans)의 선율은 한 편의 서정시처럼 고요하고 깊숙하게 우리의 심연을 두드립니다. 1960년대 초 결성되어 필라델피아 소울의 정교한 관현악적 편곡과 감미로운 두왑(Doo-wop) 전통을 결합했던 이들은, 기교와 과잉이 지배하던 흑인 음악계에서 '극적인 절제와 우아한 낭만'이라는 독보적인 미학을 구축해 낸 전설적인 보컬 그룹입니다. 본 베스트 앨범은 1970년대와 80년대 초반, 컬럼비아 레코드(Columbia Records)를 통해 최절정의 전성기를 누렸던 맨해튼의 찬란한 음악적 궤적을 온전히 그러모은 보석함과도 같습니다.</w:t>
+      </w:r>
+    </w:p>
+    <w:p>
+      <w:pPr>
+        <w:spacing w:line="324" w:lineRule="auto" w:after="120"/>
+      </w:pPr>
+      <w:r>
+        <w:rPr w:rFonts="맑은 고딕">
+          <w:rFonts w:ascii="맑은 고딕" w:hAnsi="맑은 고딕" w:eastAsia="맑은 고딕"/>
+          <w:b w:val="0"/>
+          <w:sz w:val="21"/>
+        </w:rPr>
+        <w:t>이 음반에 아로새겨진 음악적 유산은 소울 발라드가 도달할 수 있는 가장 우아한 정점을 보여줍니다. 읊조리듯 낮게 깔리는 윈프레드 "블루" 러빗(Winfred "Blue" Lovett)의 매혹적인 베이스 내레이션과 그 뒤를 이어 영혼을 적시는 제럴드 알스턴(Gerald Alston)의 비단결 같은 테너 보컬은, 고전적인 성악 앙상블에서 느낄 수 있는 긴밀한 호흡과 벨칸토적 서정미를 동시에 지니고 있습니다. 이는 단순한 유행가를 넘어, 사랑과 이별, 회한과 그리움이라는 보편적인 인간 정서를 세련된 챔버 소울의 문법으로 승화시킨 예술적 성취였습니다.</w:t>
+      </w:r>
+    </w:p>
+    <w:p>
+      <w:pPr>
+        <w:spacing w:line="324" w:lineRule="auto" w:after="120"/>
+      </w:pPr>
+      <w:r>
+        <w:rPr w:rFonts="맑은 고딕">
+          <w:rFonts w:ascii="맑은 고딕" w:hAnsi="맑은 고딕" w:eastAsia="맑은 고딕"/>
+          <w:b w:val="0"/>
+          <w:sz w:val="21"/>
+        </w:rPr>
+        <w:t>맨해튼이 전하고자 했던 음악적 철학은 '마음을 어루만지는 솔직함'이었습니다. 화려한 전자음이나 자극적인 비트 대신, 풍성한 현악 오케스트레이션과 따스한 금관 악기의 울림, 그리고 정교하게 조율된 다성부 보컬 하모니를 앞세워 듣는 이의 상처 난 마음을 온화하게 감싸 안았습니다. 세월이 반세기를 향해 흘러간 오늘날에도 이 음반이 빛을 잃지 않는 까닭은, 유행의 풍파를 견뎌낸 진실한 음률과 그 안에 깃든 온기 어린 영혼의 울림이 여전히 우리 곁에 살아 숨 쉬기 때문입니다.</w:t>
       </w:r>
     </w:p>
     <w:p>
@@ -168,7 +187,7 @@
           <w:b w:val="0"/>
           <w:sz w:val="21"/>
         </w:rPr>
-        <w:t>1980년 컬럼비아 레코드(Columbia Records)를 통해 발매된 본 앨범은, 맨해튼이 메이저 레이블에서 일구어낸 최전성기의 음악적 결실과 불멸의 히트곡들을 한데 엮은 공식 베스트 컴필레이션 LP입니다.</w:t>
+        <w:t>1980년 명문 레이블 컬럼비아 레코드(Columbia Records)를 통해 발매된 공식 베스트 앨범으로, 1970년대 중후반부터 1980년까지 전 세계 팝과 R&amp;B 차트를 휩쓴 맨해튼의 황금기 대표작들을 엄선하여 집대성한 음반입니다.</w:t>
       </w:r>
     </w:p>
     <w:p>
@@ -199,7 +218,7 @@
           <w:b w:val="0"/>
           <w:sz w:val="21"/>
         </w:rPr>
-        <w:t>발매 당시 빌보드 R&amp;B 앨범 차트 최상위권에 오르고 빌보드 200 차트에서도 롱런을 기록하였으며, 전 세계적인 스테디셀러로서 미국음반산업협회(RIAA) 골드 및 플래티넘 인증을 획득하며 상업적으로도 눈부신 성공을 거두었습니다.</w:t>
+        <w:t>발매 당시 빌보드 R&amp;B 앨범 차트 최상위권에 오르고 팝 앨범 차트에서도 롱런을 기록했으며, RIAA(미국음반산업협회) 골드 디스크 인증을 획득하며 평단과 대중 모두에게 최고의 소장용 명반으로 각인되었습니다.</w:t>
       </w:r>
     </w:p>
     <w:p>
@@ -230,7 +249,7 @@
           <w:b w:val="0"/>
           <w:sz w:val="21"/>
         </w:rPr>
-        <w:t>앨범 수록곡인 'Shining Star'로 1981년 제23회 그래미 어워드(Grammy Awards) '최우수 R&amp;B 듀오/그룹 보컬 퍼포먼스' 상을 수상하였으며, 대표곡 'Kiss and Say Goodbye'는 미국 및 유럽 각국 차트 1위를 석권하며 팝 역사상 가장 위대한 소울 발라드 명곡 중 하나로 공인받았습니다.</w:t>
+        <w:t>수록 명곡 "Shining Star"로 1981년 제23회 그래미 어워드 '최우수 R&amp;B 듀오/그룹 보컬 퍼포먼스(Best R&amp;B Performance by a Duo or Group with Vocals)' 상을 수상하였으며, "Kiss and Say Goodbye"는 플래티넘 싱글을 기록하는 등 역사적인 영예를 안았습니다.</w:t>
       </w:r>
     </w:p>
     <w:p>
@@ -275,7 +294,7 @@
           <w:b w:val="0"/>
           <w:sz w:val="21"/>
         </w:rPr>
-        <w:t>미국 (USA)</w:t>
+        <w:t>미국 (미국 뉴저지주 저지시티 결성)</w:t>
       </w:r>
     </w:p>
     <w:p>
@@ -306,7 +325,7 @@
           <w:b w:val="0"/>
           <w:sz w:val="21"/>
         </w:rPr>
-        <w:t>1962년 결성 ~ 현재 활동 중</w:t>
+        <w:t>1962년 결성 (현재까지 음악적 유산을 이어오고 있음)</w:t>
       </w:r>
     </w:p>
     <w:p>
@@ -337,7 +356,7 @@
           <w:b w:val="0"/>
           <w:sz w:val="21"/>
         </w:rPr>
-        <w:t>5인조 보컬 그룹 (소울/R&amp;B 앙상블)</w:t>
+        <w:t>보컬 앙상블 그룹 (5인조 소울 보컬 그룹)</w:t>
       </w:r>
     </w:p>
     <w:p>
@@ -368,7 +387,7 @@
           <w:b w:val="0"/>
           <w:sz w:val="21"/>
         </w:rPr>
-        <w:t>뉴저지주 저지시티에서 결성된 맨해튼은 달콤하고 세련된 화음 구조를 바탕으로 스위트 소울(Sweet Soul)의 황금기를 이끈 전설적인 보컬 그룹입니다. 베이스 보컬 윈프레드 러벳의 지적인 낭독조 읊조림과 테너 제럴드 알스턴의 유려하고 호소력 짙은 가창이 이루는 완벽한 대위법은 후대 R&amp;B 발라드 그룹들에게 결정적인 음악적 이정표가 되었습니다. 반세기가 넘는 세월 동안 정통 흑인 영가적 뿌리와 유려한 팝 오케스트레이션을 결합하여 대중음악사에 굵직한 족적을 남겼습니다.</w:t>
+        <w:t>1960년대 초반 결성된 맨해튼은 달콤하고 격조 높은 하모니와 애절한 발라드로 '스위트 소울(Sweet Soul)'의 황금기를 이끈 대표 그룹입니다. 묵직하고 서정적인 내레이션과 유려한 리드 보컬의 절묘한 대비를 통해 팝과 R&amp;B의 경계를 허물며 20세기 대중음악사에 굵직한 족적을 남겼습니다.</w:t>
       </w:r>
     </w:p>
     <w:p>
@@ -413,7 +432,7 @@
           <w:b w:val="0"/>
           <w:sz w:val="21"/>
         </w:rPr>
-        <w:t>1970년대 후반 디스코 열풍의 거센 파고 속에서도 정통 보컬 하모니의 서정적 가치를 지켜낸 수작으로 평가받습니다. 컬럼비아 레코드의 풍성한 오케스트레이션 프로덕션과 맨해튼의 원숙한 가창력이 결합하여, 모타운과 필라델피아 소울의 유산을 성숙한 어덜트 컨템퍼러리 사운드로 승화시킨 기념비적인 작품입니다.</w:t>
+        <w:t>훵크(Funk)와 디스코(Disco)의 열풍이 거세던 1970년대 후반 대중음악계에서 정통 보컬 하모니와 클래시컬한 오케스트레이션의 가치를 굳건히 지켜낸 명작입니다. 필라델피아 소울의 세련미와 전통 두왑의 온기를 온전히 보존하여 후대 R&amp;B 보컬 그룹들에게 지대한 음악적 교과서 역할을 하였습니다.</w:t>
       </w:r>
     </w:p>
     <w:p>
@@ -444,7 +463,7 @@
           <w:b w:val="0"/>
           <w:sz w:val="21"/>
         </w:rPr>
-        <w:t>1970~80년대로 넘어가는 아날로그 시절, 라디오 심야 방송에서 흘러나오는 이들의 목소리는 사랑의 열병을 앓던 청춘들의 밤을 위로해 주던 따스한 안식처였습니다. 이별의 아픔마저도 절제된 신사적 품격으로 노래한 사운드는 당시 청년 세대에게 깊은 공감과 낭만적 감수성을 심어주며 시대의 공기를 서정으로 물들였습니다.</w:t>
+        <w:t>베트남 전쟁 종전 이후 혼란과 방황을 겪던 1970년대 청춘들에게 맨해튼의 음악은 가장 따스한 위안이자 낭만의 피난처였습니다. 심야 라디오 다이얼에서 흘러나오던 "Kiss and Say Goodbye"의 나직한 인트로는 수많은 연인들의 만남과 헤어짐을 축복하고 위로하던 그 시대 청춘 문화의 찬란한 배경음악이었습니다.</w:t>
       </w:r>
     </w:p>
     <w:p>
@@ -489,7 +508,99 @@
           <w:b w:val="0"/>
           <w:sz w:val="21"/>
         </w:rPr>
-        <w:t>도입부의 나직한 내레이션과 유려한 스트링 편곡으로 심장을 적시는 불멸의 이별 송 'Kiss and Say Goodbye', 눈부신 화음과 세련된 멜로디 라인으로 그래미의 영예를 안겨준 'Shining Star', 그리고 절절한 고백이 돋보이는 'There's No Me Without You'와 'It Feels So Good to Be Loved So Bad' 등 유려한 관현악과 완벽한 화성이 돋보이는 명곡들이 수려하게 수록되어 있습니다.</w:t>
+      </w:r>
+    </w:p>
+    <w:p>
+      <w:pPr>
+        <w:spacing w:line="324" w:lineRule="auto" w:after="80"/>
+      </w:pPr>
+      <w:r>
+        <w:rPr w:rFonts="맑은 고딕">
+          <w:rFonts w:ascii="맑은 고딕" w:hAnsi="맑은 고딕" w:eastAsia="맑은 고딕"/>
+          <w:b w:val="0"/>
+          <w:color w:val="6B7280"/>
+          <w:sz w:val="21"/>
+        </w:rPr>
+        <w:t xml:space="preserve">· </w:t>
+      </w:r>
+      <w:r>
+        <w:rPr w:rFonts="맑은 고딕">
+          <w:rFonts w:ascii="맑은 고딕" w:hAnsi="맑은 고딕" w:eastAsia="맑은 고딕"/>
+          <w:b/>
+          <w:color w:val="1F2937"/>
+          <w:sz w:val="21"/>
+        </w:rPr>
+        <w:t xml:space="preserve">"Kiss and Say Goodbye": </w:t>
+      </w:r>
+      <w:r>
+        <w:rPr w:rFonts="맑은 고딕">
+          <w:rFonts w:ascii="맑은 고딕" w:hAnsi="맑은 고딕" w:eastAsia="맑은 고딕"/>
+          <w:b w:val="0"/>
+          <w:sz w:val="21"/>
+        </w:rPr>
+        <w:t>블루 러빗의 잊을 수 없는 베이스 독백으로 문을 열어 제럴드 알스턴의 비장미 넘치는 보컬로 만개하는 불멸의 이별 송가입니다.</w:t>
+      </w:r>
+    </w:p>
+    <w:p>
+      <w:pPr>
+        <w:spacing w:line="324" w:lineRule="auto" w:after="80"/>
+      </w:pPr>
+      <w:r>
+        <w:rPr w:rFonts="맑은 고딕">
+          <w:rFonts w:ascii="맑은 고딕" w:hAnsi="맑은 고딕" w:eastAsia="맑은 고딕"/>
+          <w:b w:val="0"/>
+          <w:color w:val="6B7280"/>
+          <w:sz w:val="21"/>
+        </w:rPr>
+        <w:t xml:space="preserve">· </w:t>
+      </w:r>
+      <w:r>
+        <w:rPr w:rFonts="맑은 고딕">
+          <w:rFonts w:ascii="맑은 고딕" w:hAnsi="맑은 고딕" w:eastAsia="맑은 고딕"/>
+          <w:b/>
+          <w:color w:val="1F2937"/>
+          <w:sz w:val="21"/>
+        </w:rPr>
+        <w:t xml:space="preserve">"Shining Star": </w:t>
+      </w:r>
+      <w:r>
+        <w:rPr w:rFonts="맑은 고딕">
+          <w:rFonts w:ascii="맑은 고딕" w:hAnsi="맑은 고딕" w:eastAsia="맑은 고딕"/>
+          <w:b w:val="0"/>
+          <w:sz w:val="21"/>
+        </w:rPr>
+        <w:t>그래미상을 거머쥔 수작으로, 유려한 멜로디 라인과 눈부신 하모니가 밤하늘의 은하수를 연상케 하는 감미로움의 극치입니다.</w:t>
+      </w:r>
+    </w:p>
+    <w:p>
+      <w:pPr>
+        <w:spacing w:line="324" w:lineRule="auto" w:after="80"/>
+      </w:pPr>
+      <w:r>
+        <w:rPr w:rFonts="맑은 고딕">
+          <w:rFonts w:ascii="맑은 고딕" w:hAnsi="맑은 고딕" w:eastAsia="맑은 고딕"/>
+          <w:b w:val="0"/>
+          <w:color w:val="6B7280"/>
+          <w:sz w:val="21"/>
+        </w:rPr>
+        <w:t xml:space="preserve">· </w:t>
+      </w:r>
+      <w:r>
+        <w:rPr w:rFonts="맑은 고딕">
+          <w:rFonts w:ascii="맑은 고딕" w:hAnsi="맑은 고딕" w:eastAsia="맑은 고딕"/>
+          <w:b/>
+          <w:color w:val="1F2937"/>
+          <w:sz w:val="21"/>
+        </w:rPr>
+        <w:t xml:space="preserve">"It Feels So Good to Be Loved So Bad": </w:t>
+      </w:r>
+      <w:r>
+        <w:rPr w:rFonts="맑은 고딕">
+          <w:rFonts w:ascii="맑은 고딕" w:hAnsi="맑은 고딕" w:eastAsia="맑은 고딕"/>
+          <w:b w:val="0"/>
+          <w:sz w:val="21"/>
+        </w:rPr>
+        <w:t>풍성한 스트링 편곡과 세련된 소울 그루브가 절묘한 조화를 이루며 맨해튼 특유의 기품 있는 로맨티시즘을 대변합니다.</w:t>
       </w:r>
     </w:p>
     <w:p>
@@ -520,7 +631,7 @@
           <w:b w:val="0"/>
           <w:sz w:val="21"/>
         </w:rPr>
-        <w:t>LP의 그루브를 타고 흐르는 풍성한 중저역의 베이스 보컬과 섬세하게 분리되는 현악 세션은 진공관 앰프 특유의 포근한 배음과 만났을 때 비로소 진가를 발휘합니다. 불을 끄고 은은한 무드 조명 아래 턴테이블 바늘이 얹어지는 순간 전해지는 특유의 질감은 디지털 음원에서는 결코 맛볼 수 없는 아날로그 사운드의 묵직한 공간감과 온기를 선사합니다.</w:t>
+        <w:t>본 음반은 진공관 앰프 특유의 두터운 중역대와 턴테이블의 아날로그 회전이 빚어내는 온기가 더해질 때 그 진가를 완벽히 드러냅니다. LP 표면의 잔잔한 노이즈 사이로 스며 나오는 섬세한 콘트라베이스의 울림과 공간을 가득 채우는 코러스 앙상블의 입체감은 현대의 디지털 음원이 흉내 낼 수 없는 극상의 청각적 질감을 선사합니다.</w:t>
       </w:r>
     </w:p>
     <w:p>
@@ -551,7 +662,7 @@
           <w:b w:val="0"/>
           <w:sz w:val="21"/>
         </w:rPr>
-        <w:t>맨해튼의 황금기 오리지널 마스터 음원을 한 장의 바이닐에 완벽하게 집대성한 앨범으로, 소울과 팝 보컬 음악을 사랑하는 컬렉터라면 반드시 턴테이블 곁에 갖추어야 할 불후의 정규 베스트 명반입니다.</w:t>
+        <w:t>맨해튼의 음악적 황금기를 단 한 장의 아날로그 바이닐로 온전히 누릴 수 있는 컬렉터스 아이템입니다. 오리지널 컬럼비아 프레싱 특유의 깊고 자연스러운 음향 공간감은 클래식 및 팝 애호가 모두의 서재에 반드시 비치되어야 할 불후의 가치를 증명합니다.</w:t>
       </w:r>
     </w:p>
     <w:p>
@@ -565,7 +676,7 @@
           <w:color w:val="4338CA"/>
           <w:sz w:val="21"/>
         </w:rPr>
-        <w:t>이 음반을 통해 가슴 저린 노스탤지어와 아날로그 바이닐만이 전해주는 감동을 다시 한번 경험해 보시는 것은 어떨까요?</w:t>
+        <w:t>이 음반을 통해 가슴 시린 낭만과 우아한 소울의 화음이 전해주는 감동을 다시 한번 경험해 보시는 것은 어떨까요?</w:t>
       </w:r>
     </w:p>
     <w:sectPr>
